--- a/burocracy/gia2026/ostapiv_conference_list.docx
+++ b/burocracy/gia2026/ostapiv_conference_list.docx
@@ -20,249 +20,230 @@
     </w:p>
     <w:p>
       <w:pPr>
-        <w:pStyle w:val="a3"/>
         <w:numPr>
           <w:ilvl w:val="0"/>
-          <w:numId w:val="2"/>
+          <w:numId w:val="5"/>
         </w:numPr>
-        <w:rPr>
-          <w:lang w:val="uk-UA"/>
-        </w:rPr>
-      </w:pPr>
-      <w:r>
-        <w:rPr>
-          <w:lang w:val="uk-UA"/>
-        </w:rPr>
-        <w:t xml:space="preserve">Ostapiv A., Zotov K., Tereshchenko N., Konyashkin A. Phase-matching curves dynamics in χ(2) grating formation during fiber poling // Сборник трудов конференции «International Conference on Advanced Laser Technologies (ALT)». Казань: ФИЦ КазНЦ РАН, 2025. </w:t>
-      </w:r>
-      <w:r>
-        <w:rPr>
-          <w:lang w:val="en-US"/>
-        </w:rPr>
-        <w:t>N</w:t>
-      </w:r>
-      <w:r>
-        <w:rPr>
-          <w:lang w:val="uk-UA"/>
-        </w:rPr>
-        <w:t xml:space="preserve"> 25. </w:t>
-      </w:r>
-      <w:r>
-        <w:rPr>
-          <w:lang w:val="en-US"/>
-        </w:rPr>
-        <w:t>P</w:t>
-      </w:r>
-      <w:r>
-        <w:rPr>
-          <w:lang w:val="uk-UA"/>
-        </w:rPr>
-        <w:t>. 49. Scopus.</w:t>
-      </w:r>
-    </w:p>
-    <w:p>
-      <w:pPr>
-        <w:pStyle w:val="a3"/>
+        <w:spacing w:after="0" w:line="240" w:lineRule="auto"/>
+        <w:jc w:val="both"/>
+        <w:rPr>
+          <w:sz w:val="28"/>
+          <w:szCs w:val="28"/>
+        </w:rPr>
+      </w:pPr>
+      <w:r>
+        <w:rPr>
+          <w:sz w:val="28"/>
+          <w:szCs w:val="28"/>
+        </w:rPr>
+        <w:t>65-я, 66-я, 67-я Всероссийская научная конференция МФТИ (Москва 2023, 2024, 2025)</w:t>
+      </w:r>
+    </w:p>
+    <w:p>
+      <w:pPr>
         <w:numPr>
           <w:ilvl w:val="0"/>
-          <w:numId w:val="2"/>
+          <w:numId w:val="5"/>
         </w:numPr>
-        <w:rPr>
-          <w:lang w:val="uk-UA"/>
-        </w:rPr>
-      </w:pPr>
-      <w:r>
-        <w:rPr>
-          <w:lang w:val="uk-UA"/>
-        </w:rPr>
-        <w:t>Остапив А.Ю., Зотов К.В., Терещенко Н.В., Коняшкин А.В. Кинетика кривых фазового синхронизма при записи решётки квадратичной нелинейной поляризуемости в ходе оптического полинга оптических волокон // XX Международная молодежная конференция по люминесценции и лазерной физике (LLPh-2025). Иркутск: Иркутский филиал Института лазерной физики СО РАН, 2025. С. 27. РИНЦ.</w:t>
-      </w:r>
-    </w:p>
-    <w:p>
-      <w:pPr>
-        <w:pStyle w:val="a3"/>
+        <w:spacing w:after="0" w:line="240" w:lineRule="auto"/>
+        <w:jc w:val="both"/>
+        <w:rPr>
+          <w:sz w:val="28"/>
+          <w:szCs w:val="28"/>
+          <w:lang w:val="en-US"/>
+        </w:rPr>
+      </w:pPr>
+      <w:r>
+        <w:rPr>
+          <w:sz w:val="28"/>
+          <w:szCs w:val="28"/>
+          <w:lang w:val="en-US"/>
+        </w:rPr>
+        <w:t>International Conference on Advanced Laser Technologies (ALT) (</w:t>
+      </w:r>
+      <w:r>
+        <w:rPr>
+          <w:sz w:val="28"/>
+          <w:szCs w:val="28"/>
+        </w:rPr>
+        <w:t>Казань</w:t>
+      </w:r>
+      <w:r>
+        <w:rPr>
+          <w:sz w:val="28"/>
+          <w:szCs w:val="28"/>
+          <w:lang w:val="en-US"/>
+        </w:rPr>
+        <w:t xml:space="preserve"> 2025)</w:t>
+      </w:r>
+    </w:p>
+    <w:p>
+      <w:pPr>
         <w:numPr>
           <w:ilvl w:val="0"/>
-          <w:numId w:val="2"/>
+          <w:numId w:val="5"/>
         </w:numPr>
-        <w:rPr>
-          <w:lang w:val="uk-UA"/>
-        </w:rPr>
-      </w:pPr>
-      <w:r>
-        <w:rPr>
-          <w:lang w:val="uk-UA"/>
-        </w:rPr>
-        <w:t>Цыпкин В.П., Остапив А.Ю., Иванов Г.Ю., Ларионов И.А., Тыртышный В.А. Influence of radiation at wavelength near 1.5 µm on efficiency of inter-modal FWM in a few mode fiber in the region of 1 µm // 2022 International Conference Laser Optics (ICLO). IEEE, 2022. P. 397. DOI: 10.1109/ICLO54117.2022.9839839. Scopus.</w:t>
-      </w:r>
-    </w:p>
-    <w:p>
-      <w:pPr>
-        <w:pStyle w:val="a3"/>
+        <w:spacing w:after="0" w:line="240" w:lineRule="auto"/>
+        <w:jc w:val="both"/>
+        <w:rPr>
+          <w:sz w:val="28"/>
+          <w:szCs w:val="28"/>
+        </w:rPr>
+      </w:pPr>
+      <w:r>
+        <w:rPr>
+          <w:sz w:val="28"/>
+          <w:szCs w:val="28"/>
+        </w:rPr>
+        <w:t>XX Международная молодежная конференция по люминесценции и лазерной физике (</w:t>
+      </w:r>
+      <w:proofErr w:type="spellStart"/>
+      <w:r>
+        <w:rPr>
+          <w:sz w:val="28"/>
+          <w:szCs w:val="28"/>
+        </w:rPr>
+        <w:t>LLPh</w:t>
+      </w:r>
+      <w:proofErr w:type="spellEnd"/>
+      <w:r>
+        <w:rPr>
+          <w:sz w:val="28"/>
+          <w:szCs w:val="28"/>
+        </w:rPr>
+        <w:t>) (Иркутск 2023, 2025)</w:t>
+      </w:r>
+    </w:p>
+    <w:p>
+      <w:pPr>
         <w:numPr>
           <w:ilvl w:val="0"/>
-          <w:numId w:val="2"/>
+          <w:numId w:val="5"/>
         </w:numPr>
-        <w:rPr>
-          <w:lang w:val="uk-UA"/>
-        </w:rPr>
-      </w:pPr>
-      <w:r>
-        <w:rPr>
-          <w:lang w:val="uk-UA"/>
-        </w:rPr>
-        <w:t>Цыпкин В., Остапив А., Иванов Г., Ларионов И., Тыртышный В. Взаимное влияние эффектов межмодового и одномодового четырёхволнового смешения оптических импульсов в маломодовом оптическом волокне // XII Международная конференция по фотонике и информационной оптике. Москва, 2023. С. 167–168. РИНЦ.</w:t>
-      </w:r>
-    </w:p>
-    <w:p>
-      <w:pPr>
-        <w:pStyle w:val="a3"/>
+        <w:spacing w:after="0" w:line="240" w:lineRule="auto"/>
+        <w:jc w:val="both"/>
+        <w:rPr>
+          <w:sz w:val="28"/>
+          <w:szCs w:val="28"/>
+          <w:lang w:val="en-US"/>
+        </w:rPr>
+      </w:pPr>
+      <w:r>
+        <w:rPr>
+          <w:sz w:val="28"/>
+          <w:szCs w:val="28"/>
+          <w:lang w:val="en-US"/>
+        </w:rPr>
+        <w:t>International Conference Laser Optics (ICLO) (</w:t>
+      </w:r>
+      <w:r>
+        <w:rPr>
+          <w:sz w:val="28"/>
+          <w:szCs w:val="28"/>
+        </w:rPr>
+        <w:t>Санкт</w:t>
+      </w:r>
+      <w:r>
+        <w:rPr>
+          <w:sz w:val="28"/>
+          <w:szCs w:val="28"/>
+          <w:lang w:val="en-US"/>
+        </w:rPr>
+        <w:t>-</w:t>
+      </w:r>
+      <w:r>
+        <w:rPr>
+          <w:sz w:val="28"/>
+          <w:szCs w:val="28"/>
+        </w:rPr>
+        <w:t>Петербург</w:t>
+      </w:r>
+      <w:r>
+        <w:rPr>
+          <w:sz w:val="28"/>
+          <w:szCs w:val="28"/>
+          <w:lang w:val="en-US"/>
+        </w:rPr>
+        <w:t xml:space="preserve"> 2022, 2024)</w:t>
+      </w:r>
+    </w:p>
+    <w:p>
+      <w:pPr>
         <w:numPr>
           <w:ilvl w:val="0"/>
-          <w:numId w:val="2"/>
+          <w:numId w:val="5"/>
         </w:numPr>
-        <w:rPr>
-          <w:lang w:val="uk-UA"/>
-        </w:rPr>
-      </w:pPr>
-      <w:r>
-        <w:rPr>
-          <w:lang w:val="uk-UA"/>
-        </w:rPr>
-        <w:t>Остапив А.Ю., Иванов Г.Ю., Ларионов И.А., Тыртышный В.А. Генерация второй гармоники излучения ближнего ИК-диапазона в маломодовых германосиликатных оптических волокнах // Труды 65-й Всероссийской научной конференции МФТИ в честь 115-летия Л.Д. Ландау «Электроника, фотоника и молекулярная физика». Москва: Физматкнига, 2023. С. 233. РИНЦ.</w:t>
-      </w:r>
-    </w:p>
-    <w:p>
-      <w:pPr>
-        <w:pStyle w:val="a3"/>
+        <w:spacing w:after="0" w:line="240" w:lineRule="auto"/>
+        <w:jc w:val="both"/>
+        <w:rPr>
+          <w:sz w:val="28"/>
+          <w:szCs w:val="28"/>
+        </w:rPr>
+      </w:pPr>
+      <w:r>
+        <w:rPr>
+          <w:sz w:val="28"/>
+          <w:szCs w:val="28"/>
+        </w:rPr>
+        <w:t>XII Международная конференция по фотонике и информационной оптике (Москва 2023)</w:t>
+      </w:r>
+    </w:p>
+    <w:p>
+      <w:pPr>
         <w:numPr>
           <w:ilvl w:val="0"/>
-          <w:numId w:val="2"/>
+          <w:numId w:val="5"/>
         </w:numPr>
-        <w:rPr>
-          <w:lang w:val="uk-UA"/>
-        </w:rPr>
-      </w:pPr>
-      <w:r>
-        <w:rPr>
-          <w:lang w:val="uk-UA"/>
-        </w:rPr>
-        <w:t>Остапив А.Ю., Цыпкин В.П., Иванов Г.Ю., Ларионов И.А., Тыртышный В.А., Коняшкин А.В. Взаимное влияние процессов одномодового и межмодового четырёхволнового смешения излучения ближнего ИК-диапазона в маломодовом оптическом волокне // XIX Международная молодежная конференция по люминесценции и лазерной физике (LLPh-2023). Иркутск: Иркутский филиал Института лазерной физики СО РАН, 2023. С. 233. РИНЦ.</w:t>
-      </w:r>
-    </w:p>
-    <w:p>
-      <w:pPr>
-        <w:pStyle w:val="a3"/>
+        <w:spacing w:after="0" w:line="240" w:lineRule="auto"/>
+        <w:jc w:val="both"/>
+        <w:rPr>
+          <w:sz w:val="28"/>
+          <w:szCs w:val="28"/>
+        </w:rPr>
+      </w:pPr>
+      <w:r>
+        <w:rPr>
+          <w:sz w:val="28"/>
+          <w:szCs w:val="28"/>
+        </w:rPr>
+        <w:t>XXI Всероссийская молодежная Самарская конкурс-конференция по оптике, лазерной физике и физике плазмы, посвященная 300-летию РАН (Москва 2023)</w:t>
+      </w:r>
+    </w:p>
+    <w:p>
+      <w:pPr>
         <w:numPr>
           <w:ilvl w:val="0"/>
-          <w:numId w:val="2"/>
+          <w:numId w:val="5"/>
         </w:numPr>
-        <w:rPr>
-          <w:lang w:val="uk-UA"/>
-        </w:rPr>
-      </w:pPr>
-      <w:r>
-        <w:rPr>
-          <w:lang w:val="uk-UA"/>
-        </w:rPr>
-        <w:t>Остапив А.Ю., Цыпкин В.П., Иванов Г.Ю., Ларионов И.А., Тыртышный В.А., Коняшкин А.В. Математическое моделирование и экспериментальное подтверждение взаимного влияния процессов межмодового и одномодового четырёхволнового смешения оптических импульсов ближнего ИК-диапазона в маломодовом оптическом волокне // XXI Всероссийская молодежная Самарская конкурс-конференция по оптике, лазерной физике и физике плазмы, посвященная 300-летию РАН. Москва: Тровант, 2023. С. 119–120. РИНЦ.</w:t>
-      </w:r>
-    </w:p>
-    <w:p>
-      <w:pPr>
-        <w:pStyle w:val="a3"/>
-        <w:numPr>
-          <w:ilvl w:val="0"/>
-          <w:numId w:val="2"/>
-        </w:numPr>
-        <w:rPr>
-          <w:lang w:val="uk-UA"/>
-        </w:rPr>
-      </w:pPr>
-      <w:r>
-        <w:rPr>
-          <w:lang w:val="uk-UA"/>
-        </w:rPr>
-        <w:t>Остапив А.Ю., Зотов К.В., Терещенко Н.В., Казаринова Д.Д. Анализ применимости градиентного метода в классической и пьезорезонансной лазерной калориметрии // Труды 66-й Всероссийской научной конференции МФТИ: Электроника, фотоника и молекулярная физика. Москва: Физматкнига, 2024. С. 215–216. РИНЦ.</w:t>
-      </w:r>
-    </w:p>
-    <w:p>
-      <w:pPr>
-        <w:pStyle w:val="a3"/>
-        <w:numPr>
-          <w:ilvl w:val="0"/>
-          <w:numId w:val="2"/>
-        </w:numPr>
-        <w:rPr>
-          <w:lang w:val="uk-UA"/>
-        </w:rPr>
-      </w:pPr>
-      <w:r>
-        <w:rPr>
-          <w:lang w:val="uk-UA"/>
-        </w:rPr>
-        <w:t>Zotov K.V., Tereshchenko N.V., Ostapiv A.Yu., Ryabushkin O.A. Analysis of the gradient method for laser calorimetry and analytical correction factors // 2024 International Conference Laser Optics (ICLO). IEEE, 2024. P. 105. DOI: 10.1109/ICLO59702.2024.10624575. Scopus.</w:t>
-      </w:r>
-    </w:p>
-    <w:p>
-      <w:pPr>
-        <w:pStyle w:val="a3"/>
-        <w:numPr>
-          <w:ilvl w:val="0"/>
-          <w:numId w:val="2"/>
-        </w:numPr>
-        <w:rPr>
-          <w:lang w:val="uk-UA"/>
-        </w:rPr>
-      </w:pPr>
-      <w:r>
-        <w:rPr>
-          <w:lang w:val="uk-UA"/>
-        </w:rPr>
-        <w:t xml:space="preserve">Zotov K.V., Tereshchenko N.V., Ostapiv A.Yu., Ivanov G.Yu., Kazarinova D.D., Ryabushkin O.A. Gradient method for piezoresonance laser calorimetry // 2024 </w:t>
-      </w:r>
-      <w:r>
-        <w:rPr>
-          <w:lang w:val="uk-UA"/>
-        </w:rPr>
-        <w:lastRenderedPageBreak/>
-        <w:t>International Conference Laser Optics (ICLO). IEEE, 2024. P. 101. DOI: 10.1109/ICLO59702.2024.10624096. Scopus.</w:t>
-      </w:r>
-    </w:p>
-    <w:p>
-      <w:pPr>
-        <w:pStyle w:val="a3"/>
-        <w:numPr>
-          <w:ilvl w:val="0"/>
-          <w:numId w:val="2"/>
-        </w:numPr>
-        <w:rPr>
-          <w:lang w:val="uk-UA"/>
-        </w:rPr>
-      </w:pPr>
-      <w:r>
-        <w:rPr>
-          <w:lang w:val="uk-UA"/>
-        </w:rPr>
-        <w:t>Остапив А.Ю., Зотов К.В., Терещенко Н.В. Исследование кривых спектрального и температурного синхронизмов при генерации второй оптической гармоники в оптическом волокне // Труды 67-й Всероссийской научной конференции МФТИ: Электроника, фотоника и молекулярная физика. Москва: Физматкнига, 2025. С. 293–294. РИНЦ.</w:t>
-      </w:r>
-    </w:p>
-    <w:p>
-      <w:pPr>
-        <w:pStyle w:val="a3"/>
-        <w:numPr>
-          <w:ilvl w:val="0"/>
-          <w:numId w:val="2"/>
-        </w:numPr>
-        <w:rPr>
-          <w:lang w:val="uk-UA"/>
-        </w:rPr>
-      </w:pPr>
-      <w:r>
-        <w:rPr>
-          <w:lang w:val="uk-UA"/>
-        </w:rPr>
-        <w:t>Определение коэффициента поглощения кристалла LiNbO3 с регулярной доменной структурой на длине волны излучения 3 мкм [Текст] / А.Ю. Остапив, И.А. Ларионов, А.В. Коняшкин, О.А. Рябушкин // Труды 17-го Молодежного конкурса имени Ивана Анисимкина (ФИРЭ, апрель 2021 г.). Москва: Общество с ограниченной ответственностью "Издательство "Радиотехника", 2021. С. 39–42. DOI: 10.18127/j20700970-202102-09. РИНЦ.</w:t>
+        <w:spacing w:after="0" w:line="240" w:lineRule="auto"/>
+        <w:jc w:val="both"/>
+        <w:rPr>
+          <w:sz w:val="28"/>
+          <w:szCs w:val="28"/>
+        </w:rPr>
+      </w:pPr>
+      <w:r>
+        <w:rPr>
+          <w:sz w:val="28"/>
+          <w:szCs w:val="28"/>
+        </w:rPr>
+        <w:t xml:space="preserve">XVII Молодежный конкурс имени Ивана </w:t>
+      </w:r>
+      <w:proofErr w:type="spellStart"/>
+      <w:r>
+        <w:rPr>
+          <w:sz w:val="28"/>
+          <w:szCs w:val="28"/>
+        </w:rPr>
+        <w:t>Анисимкина</w:t>
+      </w:r>
+      <w:proofErr w:type="spellEnd"/>
+      <w:r>
+        <w:rPr>
+          <w:sz w:val="28"/>
+          <w:szCs w:val="28"/>
+        </w:rPr>
+        <w:t xml:space="preserve"> (Москва 2021)</w:t>
       </w:r>
     </w:p>
     <w:p>
@@ -354,6 +335,122 @@
 <file path=word/numbering.xml><?xml version="1.0" encoding="utf-8"?>
 <w:numbering xmlns:wpc="http://schemas.microsoft.com/office/word/2010/wordprocessingCanvas" xmlns:cx="http://schemas.microsoft.com/office/drawing/2014/chartex" xmlns:cx1="http://schemas.microsoft.com/office/drawing/2015/9/8/chartex" xmlns:cx2="http://schemas.microsoft.com/office/drawing/2015/10/21/chartex" xmlns:cx3="http://schemas.microsoft.com/office/drawing/2016/5/9/chartex" xmlns:cx4="http://schemas.microsoft.com/office/drawing/2016/5/10/chartex" xmlns:cx5="http://schemas.microsoft.com/office/drawing/2016/5/11/chartex" xmlns:cx6="http://schemas.microsoft.com/office/drawing/2016/5/12/chartex" xmlns:cx7="http://schemas.microsoft.com/office/drawing/2016/5/13/chartex" xmlns:cx8="http://schemas.microsoft.com/office/drawing/2016/5/14/chartex" xmlns:mc="http://schemas.openxmlformats.org/markup-compatibility/2006" xmlns:aink="http://schemas.microsoft.com/office/drawing/2016/ink" xmlns:am3d="http://schemas.microsoft.com/office/drawing/2017/model3d" xmlns:o="urn:schemas-microsoft-com:office:office" xmlns:r="http://schemas.openxmlformats.org/officeDocument/2006/relationships" xmlns:m="http://schemas.openxmlformats.org/officeDocument/2006/math" xmlns:v="urn:schemas-microsoft-com:vml" xmlns:wp14="http://schemas.microsoft.com/office/word/2010/wordprocessingDrawing" xmlns:wp="http://schemas.openxmlformats.org/drawingml/2006/wordprocessingDrawing" xmlns:w10="urn:schemas-microsoft-com:office:word" xmlns:w="http://schemas.openxmlformats.org/wordprocessingml/2006/main" xmlns:w14="http://schemas.microsoft.com/office/word/2010/wordml" xmlns:w15="http://schemas.microsoft.com/office/word/2012/wordml" xmlns:w16cex="http://schemas.microsoft.com/office/word/2018/wordml/cex" xmlns:w16cid="http://schemas.microsoft.com/office/word/2016/wordml/cid" xmlns:w16="http://schemas.microsoft.com/office/word/2018/wordml" xmlns:w16sdtdh="http://schemas.microsoft.com/office/word/2020/wordml/sdtdatahash" xmlns:w16se="http://schemas.microsoft.com/office/word/2015/wordml/symex" xmlns:wpg="http://schemas.microsoft.com/office/word/2010/wordprocessingGroup" xmlns:wpi="http://schemas.microsoft.com/office/word/2010/wordprocessingInk" xmlns:wne="http://schemas.microsoft.com/office/word/2006/wordml" xmlns:wps="http://schemas.microsoft.com/office/word/2010/wordprocessingShape" mc:Ignorable="w14 w15 w16se w16cid w16 w16cex w16sdtdh wp14">
   <w:abstractNum w:abstractNumId="0" w15:restartNumberingAfterBreak="0">
+    <w:nsid w:val="19E80384"/>
+    <w:multiLevelType w:val="multilevel"/>
+    <w:tmpl w:val="00000004"/>
+    <w:lvl w:ilvl="0">
+      <w:start w:val="1"/>
+      <w:numFmt w:val="decimal"/>
+      <w:lvlText w:val="%1."/>
+      <w:lvlJc w:val="left"/>
+      <w:pPr>
+        <w:tabs>
+          <w:tab w:val="num" w:pos="1437"/>
+        </w:tabs>
+        <w:ind w:left="1437" w:hanging="870"/>
+      </w:pPr>
+    </w:lvl>
+    <w:lvl w:ilvl="1">
+      <w:start w:val="1"/>
+      <w:numFmt w:val="bullet"/>
+      <w:lvlText w:val=""/>
+      <w:lvlJc w:val="left"/>
+      <w:pPr>
+        <w:tabs>
+          <w:tab w:val="num" w:pos="1647"/>
+        </w:tabs>
+        <w:ind w:left="1647" w:hanging="360"/>
+      </w:pPr>
+      <w:rPr>
+        <w:rFonts w:ascii="Symbol" w:hAnsi="Symbol" w:cs="Symbol"/>
+      </w:rPr>
+    </w:lvl>
+    <w:lvl w:ilvl="2">
+      <w:start w:val="1"/>
+      <w:numFmt w:val="lowerRoman"/>
+      <w:lvlText w:val="%3."/>
+      <w:lvlJc w:val="left"/>
+      <w:pPr>
+        <w:tabs>
+          <w:tab w:val="num" w:pos="2367"/>
+        </w:tabs>
+        <w:ind w:left="2367" w:hanging="180"/>
+      </w:pPr>
+    </w:lvl>
+    <w:lvl w:ilvl="3">
+      <w:start w:val="1"/>
+      <w:numFmt w:val="decimal"/>
+      <w:lvlText w:val="%4."/>
+      <w:lvlJc w:val="left"/>
+      <w:pPr>
+        <w:tabs>
+          <w:tab w:val="num" w:pos="3087"/>
+        </w:tabs>
+        <w:ind w:left="3087" w:hanging="360"/>
+      </w:pPr>
+    </w:lvl>
+    <w:lvl w:ilvl="4">
+      <w:start w:val="1"/>
+      <w:numFmt w:val="lowerLetter"/>
+      <w:lvlText w:val="%5."/>
+      <w:lvlJc w:val="left"/>
+      <w:pPr>
+        <w:tabs>
+          <w:tab w:val="num" w:pos="3807"/>
+        </w:tabs>
+        <w:ind w:left="3807" w:hanging="360"/>
+      </w:pPr>
+    </w:lvl>
+    <w:lvl w:ilvl="5">
+      <w:start w:val="1"/>
+      <w:numFmt w:val="lowerRoman"/>
+      <w:lvlText w:val="%6."/>
+      <w:lvlJc w:val="left"/>
+      <w:pPr>
+        <w:tabs>
+          <w:tab w:val="num" w:pos="4527"/>
+        </w:tabs>
+        <w:ind w:left="4527" w:hanging="180"/>
+      </w:pPr>
+    </w:lvl>
+    <w:lvl w:ilvl="6">
+      <w:start w:val="1"/>
+      <w:numFmt w:val="decimal"/>
+      <w:lvlText w:val="%7."/>
+      <w:lvlJc w:val="left"/>
+      <w:pPr>
+        <w:tabs>
+          <w:tab w:val="num" w:pos="5247"/>
+        </w:tabs>
+        <w:ind w:left="5247" w:hanging="360"/>
+      </w:pPr>
+    </w:lvl>
+    <w:lvl w:ilvl="7">
+      <w:start w:val="1"/>
+      <w:numFmt w:val="lowerLetter"/>
+      <w:lvlText w:val="%8."/>
+      <w:lvlJc w:val="left"/>
+      <w:pPr>
+        <w:tabs>
+          <w:tab w:val="num" w:pos="5967"/>
+        </w:tabs>
+        <w:ind w:left="5967" w:hanging="360"/>
+      </w:pPr>
+    </w:lvl>
+    <w:lvl w:ilvl="8">
+      <w:start w:val="1"/>
+      <w:numFmt w:val="lowerRoman"/>
+      <w:lvlText w:val="%9."/>
+      <w:lvlJc w:val="left"/>
+      <w:pPr>
+        <w:tabs>
+          <w:tab w:val="num" w:pos="6687"/>
+        </w:tabs>
+        <w:ind w:left="6687" w:hanging="180"/>
+      </w:pPr>
+    </w:lvl>
+  </w:abstractNum>
+  <w:abstractNum w:abstractNumId="1" w15:restartNumberingAfterBreak="0">
     <w:nsid w:val="549D58E4"/>
     <w:multiLevelType w:val="hybridMultilevel"/>
     <w:tmpl w:val="BC7C5940"/>
@@ -439,7 +536,7 @@
       </w:pPr>
     </w:lvl>
   </w:abstractNum>
-  <w:abstractNum w:abstractNumId="1" w15:restartNumberingAfterBreak="0">
+  <w:abstractNum w:abstractNumId="2" w15:restartNumberingAfterBreak="0">
     <w:nsid w:val="5A1F2987"/>
     <w:multiLevelType w:val="hybridMultilevel"/>
     <w:tmpl w:val="93D62212"/>
@@ -525,7 +622,7 @@
       </w:pPr>
     </w:lvl>
   </w:abstractNum>
-  <w:abstractNum w:abstractNumId="2" w15:restartNumberingAfterBreak="0">
+  <w:abstractNum w:abstractNumId="3" w15:restartNumberingAfterBreak="0">
     <w:nsid w:val="633540CF"/>
     <w:multiLevelType w:val="hybridMultilevel"/>
     <w:tmpl w:val="FC12EF7E"/>
@@ -611,7 +708,7 @@
       </w:pPr>
     </w:lvl>
   </w:abstractNum>
-  <w:abstractNum w:abstractNumId="3" w15:restartNumberingAfterBreak="0">
+  <w:abstractNum w:abstractNumId="4" w15:restartNumberingAfterBreak="0">
     <w:nsid w:val="73041E81"/>
     <w:multiLevelType w:val="hybridMultilevel"/>
     <w:tmpl w:val="24D2E846"/>
@@ -701,16 +798,19 @@
     </w:lvl>
   </w:abstractNum>
   <w:num w:numId="1">
+    <w:abstractNumId w:val="2"/>
+  </w:num>
+  <w:num w:numId="2">
+    <w:abstractNumId w:val="4"/>
+  </w:num>
+  <w:num w:numId="3">
     <w:abstractNumId w:val="1"/>
   </w:num>
-  <w:num w:numId="2">
+  <w:num w:numId="4">
     <w:abstractNumId w:val="3"/>
   </w:num>
-  <w:num w:numId="3">
+  <w:num w:numId="5">
     <w:abstractNumId w:val="0"/>
-  </w:num>
-  <w:num w:numId="4">
-    <w:abstractNumId w:val="2"/>
   </w:num>
 </w:numbering>
 </file>
